--- a/wbe-review/WBE_Review_Supplementary_Outline.docx
+++ b/wbe-review/WBE_Review_Supplementary_Outline.docx
@@ -2,7 +2,7 @@
 <file path=word/document.xml><?xml version="1.0" encoding="utf-8"?>
 <w:document xmlns:w="http://schemas.openxmlformats.org/wordprocessingml/2006/main" xmlns:m="http://schemas.openxmlformats.org/officeDocument/2006/math" xmlns:r="http://schemas.openxmlformats.org/officeDocument/2006/relationships" xmlns:o="urn:schemas-microsoft-com:office:office" xmlns:v="urn:schemas-microsoft-com:vml" xmlns:w10="urn:schemas-microsoft-com:office:word" xmlns:a="http://schemas.openxmlformats.org/drawingml/2006/main" xmlns:pic="http://schemas.openxmlformats.org/drawingml/2006/picture" xmlns:wp="http://schemas.openxmlformats.org/drawingml/2006/wordprocessingDrawing">
   <w:body>
-    <w:bookmarkStart w:id="33" w:name="Xbc5d7f27231e2d7817400d18710e0a400fdea06"/>
+    <w:bookmarkStart w:id="34" w:name="Xbc5d7f27231e2d7817400d18710e0a400fdea06"/>
     <w:p>
       <w:pPr>
         <w:pStyle w:val="Heading1"/>
@@ -171,7 +171,7 @@
         <w:t xml:space="preserve">are relevant to SI content (e.g., which claims still need full-text verification), that information feeds into SI section content rather than the audit file itself being attached.</w:t>
       </w:r>
     </w:p>
-    <w:bookmarkStart w:id="30" w:name="si-table-of-contents"/>
+    <w:bookmarkStart w:id="31" w:name="si-table-of-contents"/>
     <w:p>
       <w:pPr>
         <w:pStyle w:val="Heading2"/>
@@ -713,7 +713,7 @@
         <w:t xml:space="preserve"> </w:t>
       </w:r>
       <w:r>
-        <w:t xml:space="preserve">Current §8.2-§8.5 (source/sewer/sampling/normalization uncertainty detail), current Table 6 at full density, the two current uncertainty boxes.</w:t>
+        <w:t xml:space="preserve">Current §8.2-§8.5 (source/sewer/sampling/normalization uncertainty detail), the two current uncertainty boxes.</w:t>
       </w:r>
       <w:r>
         <w:t xml:space="preserve"> </w:t>
@@ -729,16 +729,106 @@
         <w:t xml:space="preserve"> </w:t>
       </w:r>
       <w:r>
-        <w:t xml:space="preserve">The full distributional/evidentiary detail currently in §8.2-§8.5 (Jones et al. 2014, Pei et al. 2016, Croft et al. 2020, Yang et al. 2024, Safford et al. 2022), and Table 6 in its current, full-density, non-redesigned form.</w:t>
+        <w:t xml:space="preserve">The full distributional/evidentiary detail currently in §8.2-§8.5 (Jones et al. 2014, Pei et al. 2016, Croft et al. 2020, Yang et al. 2024, Safford et al. 2022).</w:t>
       </w:r>
     </w:p>
     <w:bookmarkEnd w:id="27"/>
-    <w:bookmarkStart w:id="28" w:name="s9.-technology-readiness-evidence"/>
+    <w:bookmarkStart w:id="28" w:name="Xf9dcc8b9d3b55d69ed171b2f7b8b854f84c3e9b"/>
     <w:p>
       <w:pPr>
         <w:pStyle w:val="Heading3"/>
       </w:pPr>
       <w:r>
+        <w:t xml:space="preserve">S8a. Table S5 — Uncertainty Sources, Propagation Methods, Validation Requirements and Residual Limitations (added Phase 2A, 2026-07-18)</w:t>
+      </w:r>
+    </w:p>
+    <w:p>
+      <w:pPr>
+        <w:pStyle w:val="FirstParagraph"/>
+      </w:pPr>
+      <w:r>
+        <w:rPr>
+          <w:bCs/>
+          <w:b/>
+        </w:rPr>
+        <w:t xml:space="preserve">Source:</w:t>
+      </w:r>
+      <w:r>
+        <w:t xml:space="preserve"> </w:t>
+      </w:r>
+      <w:r>
+        <w:t xml:space="preserve">Current Table 6 (Uncertainty Source × Type × Distribution × Propagation Method × Mitigation × Residual Effect), full density, unredesigned.</w:t>
+      </w:r>
+      <w:r>
+        <w:t xml:space="preserve"> </w:t>
+      </w:r>
+      <w:r>
+        <w:rPr>
+          <w:bCs/>
+          <w:b/>
+        </w:rPr>
+        <w:t xml:space="preserve">Content:</w:t>
+      </w:r>
+      <w:r>
+        <w:t xml:space="preserve"> </w:t>
+      </w:r>
+      <w:r>
+        <w:t xml:space="preserve">The complete current Table 6, unabridged.</w:t>
+      </w:r>
+      <w:r>
+        <w:t xml:space="preserve"> </w:t>
+      </w:r>
+      <w:r>
+        <w:rPr>
+          <w:bCs/>
+          <w:b/>
+        </w:rPr>
+        <w:t xml:space="preserve">Disposition decided this round (Phase 2A):</w:t>
+      </w:r>
+      <w:r>
+        <w:t xml:space="preserve"> </w:t>
+      </w:r>
+      <w:r>
+        <w:t xml:space="preserve">Table 6 is no longer planned as an independent in-text table for the condensed manuscript — only 4-6 items materially affecting model choice or interpretation move into the redesigned in-text Table 3 (Model-identifiability-validation matrix); the remaining full detail lives here, as Table S5, so no uncertainty source is dropped, only relocated. See</w:t>
+      </w:r>
+      <w:r>
+        <w:t xml:space="preserve"> </w:t>
+      </w:r>
+      <w:r>
+        <w:rPr>
+          <w:rStyle w:val="VerbatimChar"/>
+        </w:rPr>
+        <w:t xml:space="preserve">WBE_Review_Target_Outline.md</w:t>
+      </w:r>
+      <w:r>
+        <w:t xml:space="preserve">’s</w:t>
+      </w:r>
+      <w:r>
+        <w:t xml:space="preserve"> </w:t>
+      </w:r>
+      <w:r>
+        <w:t xml:space="preserve">“</w:t>
+      </w:r>
+      <w:r>
+        <w:t xml:space="preserve">Table 6 disposition</w:t>
+      </w:r>
+      <w:r>
+        <w:t xml:space="preserve">”</w:t>
+      </w:r>
+      <w:r>
+        <w:t xml:space="preserve"> </w:t>
+      </w:r>
+      <w:r>
+        <w:t xml:space="preserve">note and Part 5’s header for the full reasoning.</w:t>
+      </w:r>
+    </w:p>
+    <w:bookmarkEnd w:id="28"/>
+    <w:bookmarkStart w:id="29" w:name="s9.-technology-readiness-evidence"/>
+    <w:p>
+      <w:pPr>
+        <w:pStyle w:val="Heading3"/>
+      </w:pPr>
+      <w:r>
         <w:t xml:space="preserve">S9. Technology-Readiness Evidence</w:t>
       </w:r>
     </w:p>
@@ -776,8 +866,8 @@
         <w:t xml:space="preserve">The complete per-technology narrative currently in Chapter 10 (Schang et al. 2021 through Wang et al. 2025), retained at full detail for a reader wanting the full evidentiary basis behind the main text’s compressed technology-readiness assessments.</w:t>
       </w:r>
     </w:p>
-    <w:bookmarkEnd w:id="28"/>
-    <w:bookmarkStart w:id="29" w:name="s10.-expanded-reporting-checklist"/>
+    <w:bookmarkEnd w:id="29"/>
+    <w:bookmarkStart w:id="30" w:name="s10.-expanded-reporting-checklist"/>
     <w:p>
       <w:pPr>
         <w:pStyle w:val="Heading3"/>
@@ -820,9 +910,9 @@
         <w:t xml:space="preserve">A single, comprehensive, checkbox-style reporting checklist covering every item any of the five current chapter-closing reporting standards specify — sampling location/mode/matrix disclosure (§5.7); normalization strategy and goal disclosure (§6.9); back-calculation evidentiary-criteria disclosure (§7.7); uncertainty-propagation method and distribution disclosure (§8.15); and surveillance-objective/threshold/decision-protocol disclosure (§9.8) — presented as one unified, submission-ready checklist a reader could actually use, rather than five separate prose paragraphs scattered across the manuscript. This is the fullest expansion of what the main text’s Table 4 (Minimum reporting and decision-readiness framework) summarizes.</w:t>
       </w:r>
     </w:p>
-    <w:bookmarkEnd w:id="29"/>
     <w:bookmarkEnd w:id="30"/>
-    <w:bookmarkStart w:id="31" w:name="Xfab88918327d50be5a93308ff0fbb33c4f807e7"/>
+    <w:bookmarkEnd w:id="31"/>
+    <w:bookmarkStart w:id="32" w:name="Xfab88918327d50be5a93308ff0fbb33c4f807e7"/>
     <w:p>
       <w:pPr>
         <w:pStyle w:val="Heading2"/>
@@ -1110,8 +1200,8 @@
         </w:tc>
       </w:tr>
     </w:tbl>
-    <w:bookmarkEnd w:id="31"/>
-    <w:bookmarkStart w:id="32" w:name="word-count-note"/>
+    <w:bookmarkEnd w:id="32"/>
+    <w:bookmarkStart w:id="33" w:name="word-count-note"/>
     <w:p>
       <w:pPr>
         <w:pStyle w:val="Heading2"/>
@@ -1140,8 +1230,8 @@
         <w:t xml:space="preserve">, consistent with standard journal practice of not counting supplementary material against the main-text word limit. No SI-specific word budget is set in this Phase 1 round; SI length should be whatever is needed to preserve the evidentiary and methodological detail identified as compressible-but-not-deletable across the Content Priority Audit, Compression Map, and Target Outline.</w:t>
       </w:r>
     </w:p>
-    <w:bookmarkEnd w:id="32"/>
     <w:bookmarkEnd w:id="33"/>
+    <w:bookmarkEnd w:id="34"/>
     <w:sectPr>
       <w:pgSz w:h="15840" w:w="12240"/>
       <w:pgMar w:bottom="1008" w:left="864" w:right="864" w:top="1008"/>

--- a/wbe-review/WBE_Review_Supplementary_Outline.docx
+++ b/wbe-review/WBE_Review_Supplementary_Outline.docx
@@ -2,7 +2,7 @@
 <file path=word/document.xml><?xml version="1.0" encoding="utf-8"?>
 <w:document xmlns:w="http://schemas.openxmlformats.org/wordprocessingml/2006/main" xmlns:m="http://schemas.openxmlformats.org/officeDocument/2006/math" xmlns:r="http://schemas.openxmlformats.org/officeDocument/2006/relationships" xmlns:o="urn:schemas-microsoft-com:office:office" xmlns:v="urn:schemas-microsoft-com:vml" xmlns:w10="urn:schemas-microsoft-com:office:word" xmlns:a="http://schemas.openxmlformats.org/drawingml/2006/main" xmlns:pic="http://schemas.openxmlformats.org/drawingml/2006/picture" xmlns:wp="http://schemas.openxmlformats.org/drawingml/2006/wordprocessingDrawing">
   <w:body>
-    <w:bookmarkStart w:id="34" w:name="Xbc5d7f27231e2d7817400d18710e0a400fdea06"/>
+    <w:bookmarkStart w:id="35" w:name="Xbc5d7f27231e2d7817400d18710e0a400fdea06"/>
     <w:p>
       <w:pPr>
         <w:pStyle w:val="Heading1"/>
@@ -171,7 +171,7 @@
         <w:t xml:space="preserve">are relevant to SI content (e.g., which claims still need full-text verification), that information feeds into SI section content rather than the audit file itself being attached.</w:t>
       </w:r>
     </w:p>
-    <w:bookmarkStart w:id="31" w:name="si-table-of-contents"/>
+    <w:bookmarkStart w:id="32" w:name="si-table-of-contents"/>
     <w:p>
       <w:pPr>
         <w:pStyle w:val="Heading2"/>
@@ -641,16 +641,78 @@
         <w:t xml:space="preserve"> </w:t>
       </w:r>
       <w:r>
-        <w:t xml:space="preserve">The full comparative-study narrative currently in §6.2 (Langeveld et al., Rainey et al., Darling et al.) and §6.3 (Been et al., Baz-Lomba et al., Thomas et al.), and the current, non-redesigned version of Table 3 at full density (before the main-text redesign compresses it for Table 2).</w:t>
+        <w:t xml:space="preserve">The full comparative-study narrative currently in §6.2 (Langeveld et al., Rainey et al., Darling et al.) and §6.3 (Been et al., Baz-Lomba et al., Thomas et al.), and the current, non-redesigned version of Table 3 at full density (before the main-text redesign compresses it for Table 2) — including every candidate normalizer’s full applicability-condition and performance detail (site counts, correlation-improvement percentages, which studies found improvement vs. no improvement vs. deterioration), none of which is restated at that resolution in the condensed main text.</w:t>
       </w:r>
     </w:p>
     <w:bookmarkEnd w:id="25"/>
-    <w:bookmarkStart w:id="26" w:name="s7.-reconstruction-model-evidence"/>
+    <w:bookmarkStart w:id="26" w:name="X856c2711c05ea6b3f226202ba9a076bc0d59eb7"/>
     <w:p>
       <w:pPr>
         <w:pStyle w:val="Heading3"/>
       </w:pPr>
       <w:r>
+        <w:t xml:space="preserve">S6a. Normalization Failure Modes, Full Catalog (confirmed Phase 2B, 2026-07-18)</w:t>
+      </w:r>
+    </w:p>
+    <w:p>
+      <w:pPr>
+        <w:pStyle w:val="FirstParagraph"/>
+      </w:pPr>
+      <w:r>
+        <w:rPr>
+          <w:bCs/>
+          <w:b/>
+        </w:rPr>
+        <w:t xml:space="preserve">Source:</w:t>
+      </w:r>
+      <w:r>
+        <w:t xml:space="preserve"> </w:t>
+      </w:r>
+      <w:r>
+        <w:t xml:space="preserve">Current §6.8 (When Normalization Fails), all 8 failure-mode bullets, unabridged.</w:t>
+      </w:r>
+      <w:r>
+        <w:t xml:space="preserve"> </w:t>
+      </w:r>
+      <w:r>
+        <w:rPr>
+          <w:bCs/>
+          <w:b/>
+        </w:rPr>
+        <w:t xml:space="preserve">Content:</w:t>
+      </w:r>
+      <w:r>
+        <w:t xml:space="preserve"> </w:t>
+      </w:r>
+      <w:r>
+        <w:t xml:space="preserve">The complete 8-item catalog — irreversible degradation, combined-sewer overflow/mass-loss pathways, sediment sequestration/delayed release, unknown non-human sources, severe censoring below LOD/LOQ, spatial mixing causing source non-identifiability, target/normalizer structurally different fate and transport, and structural model misspecification — each with its full explanation, exactly as in the source draft. The condensed main-text draft (§4.4) names only the 3 most consequential of these 8 explicitly as</w:t>
+      </w:r>
+      <w:r>
+        <w:t xml:space="preserve"> </w:t>
+      </w:r>
+      <w:r>
+        <w:t xml:space="preserve">“</w:t>
+      </w:r>
+      <w:r>
+        <w:t xml:space="preserve">three particularly consequential failure modes,</w:t>
+      </w:r>
+      <w:r>
+        <w:t xml:space="preserve">”</w:t>
+      </w:r>
+      <w:r>
+        <w:t xml:space="preserve"> </w:t>
+      </w:r>
+      <w:r>
+        <w:t xml:space="preserve">with an explicit pointer to this SI section for the complete list; this SI section is that pointer’s target and must not be dropped.</w:t>
+      </w:r>
+    </w:p>
+    <w:bookmarkEnd w:id="26"/>
+    <w:bookmarkStart w:id="27" w:name="s7.-reconstruction-model-evidence"/>
+    <w:p>
+      <w:pPr>
+        <w:pStyle w:val="Heading3"/>
+      </w:pPr>
+      <w:r>
         <w:t xml:space="preserve">S7. Reconstruction-Model Evidence</w:t>
       </w:r>
     </w:p>
@@ -688,8 +750,8 @@
         <w:t xml:space="preserve">The complete per-method-family, per-study narrative (Zuccato et al. 2008 through Alhassan et al. 2025) currently in §7.1.1-7.1.2, the full worked conceptual illustration currently in §7.2, and Tables 4 and 5 in their current, separate, full-detail form (before the main-text merge into Table 3).</w:t>
       </w:r>
     </w:p>
-    <w:bookmarkEnd w:id="26"/>
-    <w:bookmarkStart w:id="27" w:name="s8.-uncertainty-methods-and-evidence"/>
+    <w:bookmarkEnd w:id="27"/>
+    <w:bookmarkStart w:id="28" w:name="s8.-uncertainty-methods-and-evidence"/>
     <w:p>
       <w:pPr>
         <w:pStyle w:val="Heading3"/>
@@ -732,8 +794,8 @@
         <w:t xml:space="preserve">The full distributional/evidentiary detail currently in §8.2-§8.5 (Jones et al. 2014, Pei et al. 2016, Croft et al. 2020, Yang et al. 2024, Safford et al. 2022).</w:t>
       </w:r>
     </w:p>
-    <w:bookmarkEnd w:id="27"/>
-    <w:bookmarkStart w:id="28" w:name="Xf9dcc8b9d3b55d69ed171b2f7b8b854f84c3e9b"/>
+    <w:bookmarkEnd w:id="28"/>
+    <w:bookmarkStart w:id="29" w:name="Xf9dcc8b9d3b55d69ed171b2f7b8b854f84c3e9b"/>
     <w:p>
       <w:pPr>
         <w:pStyle w:val="Heading3"/>
@@ -822,8 +884,8 @@
         <w:t xml:space="preserve">note and Part 5’s header for the full reasoning.</w:t>
       </w:r>
     </w:p>
-    <w:bookmarkEnd w:id="28"/>
-    <w:bookmarkStart w:id="29" w:name="s9.-technology-readiness-evidence"/>
+    <w:bookmarkEnd w:id="29"/>
+    <w:bookmarkStart w:id="30" w:name="s9.-technology-readiness-evidence"/>
     <w:p>
       <w:pPr>
         <w:pStyle w:val="Heading3"/>
@@ -866,8 +928,8 @@
         <w:t xml:space="preserve">The complete per-technology narrative currently in Chapter 10 (Schang et al. 2021 through Wang et al. 2025), retained at full detail for a reader wanting the full evidentiary basis behind the main text’s compressed technology-readiness assessments.</w:t>
       </w:r>
     </w:p>
-    <w:bookmarkEnd w:id="29"/>
-    <w:bookmarkStart w:id="30" w:name="s10.-expanded-reporting-checklist"/>
+    <w:bookmarkEnd w:id="30"/>
+    <w:bookmarkStart w:id="31" w:name="s10.-expanded-reporting-checklist"/>
     <w:p>
       <w:pPr>
         <w:pStyle w:val="Heading3"/>
@@ -910,9 +972,9 @@
         <w:t xml:space="preserve">A single, comprehensive, checkbox-style reporting checklist covering every item any of the five current chapter-closing reporting standards specify — sampling location/mode/matrix disclosure (§5.7); normalization strategy and goal disclosure (§6.9); back-calculation evidentiary-criteria disclosure (§7.7); uncertainty-propagation method and distribution disclosure (§8.15); and surveillance-objective/threshold/decision-protocol disclosure (§9.8) — presented as one unified, submission-ready checklist a reader could actually use, rather than five separate prose paragraphs scattered across the manuscript. This is the fullest expansion of what the main text’s Table 4 (Minimum reporting and decision-readiness framework) summarizes.</w:t>
       </w:r>
     </w:p>
-    <w:bookmarkEnd w:id="30"/>
     <w:bookmarkEnd w:id="31"/>
-    <w:bookmarkStart w:id="32" w:name="Xfab88918327d50be5a93308ff0fbb33c4f807e7"/>
+    <w:bookmarkEnd w:id="32"/>
+    <w:bookmarkStart w:id="33" w:name="Xfab88918327d50be5a93308ff0fbb33c4f807e7"/>
     <w:p>
       <w:pPr>
         <w:pStyle w:val="Heading2"/>
@@ -1200,8 +1262,8 @@
         </w:tc>
       </w:tr>
     </w:tbl>
-    <w:bookmarkEnd w:id="32"/>
-    <w:bookmarkStart w:id="33" w:name="word-count-note"/>
+    <w:bookmarkEnd w:id="33"/>
+    <w:bookmarkStart w:id="34" w:name="word-count-note"/>
     <w:p>
       <w:pPr>
         <w:pStyle w:val="Heading2"/>
@@ -1230,8 +1292,8 @@
         <w:t xml:space="preserve">, consistent with standard journal practice of not counting supplementary material against the main-text word limit. No SI-specific word budget is set in this Phase 1 round; SI length should be whatever is needed to preserve the evidentiary and methodological detail identified as compressible-but-not-deletable across the Content Priority Audit, Compression Map, and Target Outline.</w:t>
       </w:r>
     </w:p>
-    <w:bookmarkEnd w:id="33"/>
     <w:bookmarkEnd w:id="34"/>
+    <w:bookmarkEnd w:id="35"/>
     <w:sectPr>
       <w:pgSz w:h="15840" w:w="12240"/>
       <w:pgMar w:bottom="1008" w:left="864" w:right="864" w:top="1008"/>

--- a/wbe-review/WBE_Review_Supplementary_Outline.docx
+++ b/wbe-review/WBE_Review_Supplementary_Outline.docx
@@ -2,7 +2,7 @@
 <file path=word/document.xml><?xml version="1.0" encoding="utf-8"?>
 <w:document xmlns:w="http://schemas.openxmlformats.org/wordprocessingml/2006/main" xmlns:m="http://schemas.openxmlformats.org/officeDocument/2006/math" xmlns:r="http://schemas.openxmlformats.org/officeDocument/2006/relationships" xmlns:o="urn:schemas-microsoft-com:office:office" xmlns:v="urn:schemas-microsoft-com:vml" xmlns:w10="urn:schemas-microsoft-com:office:word" xmlns:a="http://schemas.openxmlformats.org/drawingml/2006/main" xmlns:pic="http://schemas.openxmlformats.org/drawingml/2006/picture" xmlns:wp="http://schemas.openxmlformats.org/drawingml/2006/wordprocessingDrawing">
   <w:body>
-    <w:bookmarkStart w:id="35" w:name="Xbc5d7f27231e2d7817400d18710e0a400fdea06"/>
+    <w:bookmarkStart w:id="36" w:name="Xbc5d7f27231e2d7817400d18710e0a400fdea06"/>
     <w:p>
       <w:pPr>
         <w:pStyle w:val="Heading1"/>
@@ -171,7 +171,328 @@
         <w:t xml:space="preserve">are relevant to SI content (e.g., which claims still need full-text verification), that information feeds into SI section content rather than the audit file itself being attached.</w:t>
       </w:r>
     </w:p>
-    <w:bookmarkStart w:id="32" w:name="si-table-of-contents"/>
+    <w:p>
+      <w:pPr>
+        <w:pStyle w:val="BodyText"/>
+      </w:pPr>
+      <w:r>
+        <w:rPr>
+          <w:bCs/>
+          <w:b/>
+        </w:rPr>
+        <w:t xml:space="preserve">Phase 3C structural addendum (2026-07-19):</w:t>
+      </w:r>
+      <w:r>
+        <w:t xml:space="preserve"> </w:t>
+      </w:r>
+      <w:r>
+        <w:t xml:space="preserve">two structural additions this round, fields and cross-references only, no new performance data or PRISMA numbers added anywhere in this file. (1) Each SI section below that the condensed main text actually points to now carries a</w:t>
+      </w:r>
+      <w:r>
+        <w:t xml:space="preserve"> </w:t>
+      </w:r>
+      <w:r>
+        <w:rPr>
+          <w:bCs/>
+          <w:b/>
+        </w:rPr>
+        <w:t xml:space="preserve">“</w:t>
+      </w:r>
+      <w:r>
+        <w:rPr>
+          <w:bCs/>
+          <w:b/>
+        </w:rPr>
+        <w:t xml:space="preserve">Referenced from condensed main text</w:t>
+      </w:r>
+      <w:r>
+        <w:rPr>
+          <w:bCs/>
+          <w:b/>
+        </w:rPr>
+        <w:t xml:space="preserve">”</w:t>
+      </w:r>
+      <w:r>
+        <w:t xml:space="preserve"> </w:t>
+      </w:r>
+      <w:r>
+        <w:t xml:space="preserve">field, so a future edit to either the manuscript or this outline can be checked for drift in one place, rather than relying on a separate audit each time (see</w:t>
+      </w:r>
+      <w:r>
+        <w:t xml:space="preserve"> </w:t>
+      </w:r>
+      <w:r>
+        <w:rPr>
+          <w:rStyle w:val="VerbatimChar"/>
+        </w:rPr>
+        <w:t xml:space="preserve">WBE_Review_Cross_Reference_Audit.csv</w:t>
+      </w:r>
+      <w:r>
+        <w:t xml:space="preserve">, which caught and this round’s manuscript edit fixed one such drift: §4.4 previously pointed to a non-existent</w:t>
+      </w:r>
+      <w:r>
+        <w:t xml:space="preserve"> </w:t>
+      </w:r>
+      <w:r>
+        <w:t xml:space="preserve">“</w:t>
+      </w:r>
+      <w:r>
+        <w:t xml:space="preserve">Supplementary Table S4</w:t>
+      </w:r>
+      <w:r>
+        <w:t xml:space="preserve">”</w:t>
+      </w:r>
+      <w:r>
+        <w:t xml:space="preserve">; the correct target is §S6a, and both the manuscript and this file now agree). (2) A new</w:t>
+      </w:r>
+      <w:r>
+        <w:t xml:space="preserve"> </w:t>
+      </w:r>
+      <w:r>
+        <w:rPr>
+          <w:bCs/>
+          <w:b/>
+        </w:rPr>
+        <w:t xml:space="preserve">“</w:t>
+      </w:r>
+      <w:r>
+        <w:rPr>
+          <w:bCs/>
+          <w:b/>
+        </w:rPr>
+        <w:t xml:space="preserve">SI table-numbering scheme</w:t>
+      </w:r>
+      <w:r>
+        <w:rPr>
+          <w:bCs/>
+          <w:b/>
+        </w:rPr>
+        <w:t xml:space="preserve">”</w:t>
+      </w:r>
+      <w:r>
+        <w:t xml:space="preserve"> </w:t>
+      </w:r>
+      <w:r>
+        <w:t xml:space="preserve">subsection is added directly below this note, stating explicitly which SI sections contain a formally numbered</w:t>
+      </w:r>
+      <w:r>
+        <w:t xml:space="preserve"> </w:t>
+      </w:r>
+      <w:r>
+        <w:t xml:space="preserve">“</w:t>
+      </w:r>
+      <w:r>
+        <w:t xml:space="preserve">Table S_</w:t>
+      </w:r>
+      <w:r>
+        <w:t xml:space="preserve">”</w:t>
+      </w:r>
+      <w:r>
+        <w:t xml:space="preserve"> </w:t>
+      </w:r>
+      <w:r>
+        <w:t xml:space="preserve">element and which do not, to prevent a future in-text pointer from citing a table number this outline never assigned.</w:t>
+      </w:r>
+    </w:p>
+    <w:bookmarkStart w:id="20" w:name="Xc563cffda31b5d5f911b89674fb46de40a2f9d5"/>
+    <w:p>
+      <w:pPr>
+        <w:pStyle w:val="Heading3"/>
+      </w:pPr>
+      <w:r>
+        <w:t xml:space="preserve">SI table-numbering scheme (added Phase 3C, 2026-07-19)</w:t>
+      </w:r>
+    </w:p>
+    <w:p>
+      <w:pPr>
+        <w:pStyle w:val="FirstParagraph"/>
+      </w:pPr>
+      <w:r>
+        <w:t xml:space="preserve">Only one SI section currently has a formally numbered table:</w:t>
+      </w:r>
+      <w:r>
+        <w:t xml:space="preserve"> </w:t>
+      </w:r>
+      <w:r>
+        <w:rPr>
+          <w:bCs/>
+          <w:b/>
+        </w:rPr>
+        <w:t xml:space="preserve">§S8a is</w:t>
+      </w:r>
+      <w:r>
+        <w:rPr>
+          <w:bCs/>
+          <w:b/>
+        </w:rPr>
+        <w:t xml:space="preserve"> </w:t>
+      </w:r>
+      <w:r>
+        <w:rPr>
+          <w:bCs/>
+          <w:b/>
+        </w:rPr>
+        <w:t xml:space="preserve">“</w:t>
+      </w:r>
+      <w:r>
+        <w:rPr>
+          <w:bCs/>
+          <w:b/>
+        </w:rPr>
+        <w:t xml:space="preserve">Table S5</w:t>
+      </w:r>
+      <w:r>
+        <w:rPr>
+          <w:bCs/>
+          <w:b/>
+        </w:rPr>
+        <w:t xml:space="preserve">”</w:t>
+      </w:r>
+      <w:r>
+        <w:t xml:space="preserve"> </w:t>
+      </w:r>
+      <w:r>
+        <w:t xml:space="preserve">(Uncertainty Sources, Propagation Methods, Validation Requirements and Residual Limitations). No other SI section in this outline is currently assigned a</w:t>
+      </w:r>
+      <w:r>
+        <w:t xml:space="preserve"> </w:t>
+      </w:r>
+      <w:r>
+        <w:t xml:space="preserve">“</w:t>
+      </w:r>
+      <w:r>
+        <w:t xml:space="preserve">Table S1,</w:t>
+      </w:r>
+      <w:r>
+        <w:t xml:space="preserve">”</w:t>
+      </w:r>
+      <w:r>
+        <w:t xml:space="preserve"> </w:t>
+      </w:r>
+      <w:r>
+        <w:t xml:space="preserve">“</w:t>
+      </w:r>
+      <w:r>
+        <w:t xml:space="preserve">S2,</w:t>
+      </w:r>
+      <w:r>
+        <w:t xml:space="preserve">”</w:t>
+      </w:r>
+      <w:r>
+        <w:t xml:space="preserve"> </w:t>
+      </w:r>
+      <w:r>
+        <w:t xml:space="preserve">“</w:t>
+      </w:r>
+      <w:r>
+        <w:t xml:space="preserve">S3,</w:t>
+      </w:r>
+      <w:r>
+        <w:t xml:space="preserve">”</w:t>
+      </w:r>
+      <w:r>
+        <w:t xml:space="preserve"> </w:t>
+      </w:r>
+      <w:r>
+        <w:t xml:space="preserve">or</w:t>
+      </w:r>
+      <w:r>
+        <w:t xml:space="preserve"> </w:t>
+      </w:r>
+      <w:r>
+        <w:t xml:space="preserve">“</w:t>
+      </w:r>
+      <w:r>
+        <w:t xml:space="preserve">S4</w:t>
+      </w:r>
+      <w:r>
+        <w:t xml:space="preserve">”</w:t>
+      </w:r>
+      <w:r>
+        <w:t xml:space="preserve"> </w:t>
+      </w:r>
+      <w:r>
+        <w:t xml:space="preserve">label — sections S1-S7, S6a, S9, and S10 are prose/catalog sections without an assigned table number, even where their content could in principle be presented as a table at drafting time.</w:t>
+      </w:r>
+      <w:r>
+        <w:t xml:space="preserve"> </w:t>
+      </w:r>
+      <w:r>
+        <w:rPr>
+          <w:bCs/>
+          <w:b/>
+        </w:rPr>
+        <w:t xml:space="preserve">Any future in-text manuscript pointer to a specific</w:t>
+      </w:r>
+      <w:r>
+        <w:rPr>
+          <w:bCs/>
+          <w:b/>
+        </w:rPr>
+        <w:t xml:space="preserve"> </w:t>
+      </w:r>
+      <w:r>
+        <w:rPr>
+          <w:bCs/>
+          <w:b/>
+        </w:rPr>
+        <w:t xml:space="preserve">“</w:t>
+      </w:r>
+      <w:r>
+        <w:rPr>
+          <w:bCs/>
+          <w:b/>
+        </w:rPr>
+        <w:t xml:space="preserve">Supplementary Table S_</w:t>
+      </w:r>
+      <w:r>
+        <w:rPr>
+          <w:bCs/>
+          <w:b/>
+        </w:rPr>
+        <w:t xml:space="preserve">”</w:t>
+      </w:r>
+      <w:r>
+        <w:rPr>
+          <w:bCs/>
+          <w:b/>
+        </w:rPr>
+        <w:t xml:space="preserve"> </w:t>
+      </w:r>
+      <w:r>
+        <w:rPr>
+          <w:bCs/>
+          <w:b/>
+        </w:rPr>
+        <w:t xml:space="preserve">number must be checked against this list before being written</w:t>
+      </w:r>
+      <w:r>
+        <w:t xml:space="preserve"> </w:t>
+      </w:r>
+      <w:r>
+        <w:t xml:space="preserve">— a pointer to an unassigned number (as happened this round with a stray</w:t>
+      </w:r>
+      <w:r>
+        <w:t xml:space="preserve"> </w:t>
+      </w:r>
+      <w:r>
+        <w:t xml:space="preserve">“</w:t>
+      </w:r>
+      <w:r>
+        <w:t xml:space="preserve">Table S4</w:t>
+      </w:r>
+      <w:r>
+        <w:t xml:space="preserve">”</w:t>
+      </w:r>
+      <w:r>
+        <w:t xml:space="preserve"> </w:t>
+      </w:r>
+      <w:r>
+        <w:t xml:space="preserve">reference, now corrected) will not resolve to real content.</w:t>
+      </w:r>
+    </w:p>
+    <w:bookmarkEnd w:id="20"/>
+    <w:bookmarkStart w:id="33" w:name="si-table-of-contents"/>
     <w:p>
       <w:pPr>
         <w:pStyle w:val="Heading2"/>
@@ -180,7 +501,7 @@
         <w:t xml:space="preserve">SI Table of Contents</w:t>
       </w:r>
     </w:p>
-    <w:bookmarkStart w:id="20" w:name="s1.-supplementary-methods"/>
+    <w:bookmarkStart w:id="21" w:name="s1.-supplementary-methods"/>
     <w:p>
       <w:pPr>
         <w:pStyle w:val="Heading3"/>
@@ -254,9 +575,43 @@
       <w:r>
         <w:t xml:space="preserve">that 0/N references are full-text verified belongs in the main text (Part 1.2), not buried in SI where a reviewer might miss it.</w:t>
       </w:r>
-    </w:p>
-    <w:bookmarkEnd w:id="20"/>
-    <w:bookmarkStart w:id="21" w:name="s2.-full-search-strategies"/>
+      <w:r>
+        <w:t xml:space="preserve"> </w:t>
+      </w:r>
+      <w:r>
+        <w:rPr>
+          <w:bCs/>
+          <w:b/>
+        </w:rPr>
+        <w:t xml:space="preserve">Referenced from condensed main text (added Phase 3C):</w:t>
+      </w:r>
+      <w:r>
+        <w:t xml:space="preserve"> </w:t>
+      </w:r>
+      <w:r>
+        <w:t xml:space="preserve">§1.2,</w:t>
+      </w:r>
+      <w:r>
+        <w:t xml:space="preserve"> </w:t>
+      </w:r>
+      <w:r>
+        <w:t xml:space="preserve">“</w:t>
+      </w:r>
+      <w:r>
+        <w:t xml:space="preserve">The full search strategy and source-verification procedure are given in Supplementary Methods.</w:t>
+      </w:r>
+      <w:r>
+        <w:t xml:space="preserve">”</w:t>
+      </w:r>
+      <w:r>
+        <w:t xml:space="preserve"> </w:t>
+      </w:r>
+      <w:r>
+        <w:t xml:space="preserve">Verified current as of 2026-07-19.</w:t>
+      </w:r>
+    </w:p>
+    <w:bookmarkEnd w:id="21"/>
+    <w:bookmarkStart w:id="22" w:name="s2.-full-search-strategies"/>
     <w:p>
       <w:pPr>
         <w:pStyle w:val="Heading3"/>
@@ -354,8 +709,8 @@
         <w:t xml:space="preserve">As of this round, the formal search has not been executed. If the manuscript is submitted before Track 2 completes, this SI section should state that explicitly rather than imply a completed search, consistent with the standing instruction never to fabricate PRISMA numbers or claim a systematic search was run.</w:t>
       </w:r>
     </w:p>
-    <w:bookmarkEnd w:id="21"/>
-    <w:bookmarkStart w:id="22" w:name="s3.-prisma-materials-placeholder"/>
+    <w:bookmarkEnd w:id="22"/>
+    <w:bookmarkStart w:id="23" w:name="s3.-prisma-materials-placeholder"/>
     <w:p>
       <w:pPr>
         <w:pStyle w:val="Heading3"/>
@@ -487,8 +842,8 @@
         <w:t xml:space="preserve">), no placeholder numbers, example counts, or illustrative figures should ever be entered here even provisionally — an empty, explicitly-labeled placeholder is the only acceptable state before Track 2 completes.</w:t>
       </w:r>
     </w:p>
-    <w:bookmarkEnd w:id="22"/>
-    <w:bookmarkStart w:id="23" w:name="s4.-existing-review-competition-matrix"/>
+    <w:bookmarkEnd w:id="23"/>
+    <w:bookmarkStart w:id="24" w:name="s4.-existing-review-competition-matrix"/>
     <w:p>
       <w:pPr>
         <w:pStyle w:val="Heading3"/>
@@ -556,8 +911,8 @@
         <w:t xml:space="preserve">flagged as new SI content to be drafted, not extracted from the existing source draft.</w:t>
       </w:r>
     </w:p>
-    <w:bookmarkEnd w:id="23"/>
-    <w:bookmarkStart w:id="24" w:name="s5.-biomarker-characteristics"/>
+    <w:bookmarkEnd w:id="24"/>
+    <w:bookmarkStart w:id="25" w:name="s5.-biomarker-characteristics"/>
     <w:p>
       <w:pPr>
         <w:pStyle w:val="Heading3"/>
@@ -600,8 +955,8 @@
         <w:t xml:space="preserve">The full seven-criterion (human specificity, excretion variability, dietary/behavioral dependence, in-sewer stability, non-human sources, analytical compatibility, rainfall/dilution sensitivity) evaluation for every candidate biomarker discussed (creatinine, cotinine, 5-HIAA, caffeine/paraxanthine, artificial sweeteners, ammonium/TKN/TP, PMMoV, crAssphage, HF183/BacHuman/mtDNA), including every named study’s specific finding, exactly as currently written in §6.4-§6.5.</w:t>
       </w:r>
     </w:p>
-    <w:bookmarkEnd w:id="24"/>
-    <w:bookmarkStart w:id="25" w:name="s6.-normalization-evidence"/>
+    <w:bookmarkEnd w:id="25"/>
+    <w:bookmarkStart w:id="26" w:name="s6.-normalization-evidence"/>
     <w:p>
       <w:pPr>
         <w:pStyle w:val="Heading3"/>
@@ -644,8 +999,8 @@
         <w:t xml:space="preserve">The full comparative-study narrative currently in §6.2 (Langeveld et al., Rainey et al., Darling et al.) and §6.3 (Been et al., Baz-Lomba et al., Thomas et al.), and the current, non-redesigned version of Table 3 at full density (before the main-text redesign compresses it for Table 2) — including every candidate normalizer’s full applicability-condition and performance detail (site counts, correlation-improvement percentages, which studies found improvement vs. no improvement vs. deterioration), none of which is restated at that resolution in the condensed main text.</w:t>
       </w:r>
     </w:p>
-    <w:bookmarkEnd w:id="25"/>
-    <w:bookmarkStart w:id="26" w:name="X856c2711c05ea6b3f226202ba9a076bc0d59eb7"/>
+    <w:bookmarkEnd w:id="26"/>
+    <w:bookmarkStart w:id="27" w:name="X856c2711c05ea6b3f226202ba9a076bc0d59eb7"/>
     <w:p>
       <w:pPr>
         <w:pStyle w:val="Heading3"/>
@@ -705,9 +1060,73 @@
       <w:r>
         <w:t xml:space="preserve">with an explicit pointer to this SI section for the complete list; this SI section is that pointer’s target and must not be dropped.</w:t>
       </w:r>
-    </w:p>
-    <w:bookmarkEnd w:id="26"/>
-    <w:bookmarkStart w:id="27" w:name="s7.-reconstruction-model-evidence"/>
+      <w:r>
+        <w:t xml:space="preserve"> </w:t>
+      </w:r>
+      <w:r>
+        <w:rPr>
+          <w:bCs/>
+          <w:b/>
+        </w:rPr>
+        <w:t xml:space="preserve">Referenced from condensed main text (added Phase 3C):</w:t>
+      </w:r>
+      <w:r>
+        <w:t xml:space="preserve"> </w:t>
+      </w:r>
+      <w:r>
+        <w:t xml:space="preserve">§4.4,</w:t>
+      </w:r>
+      <w:r>
+        <w:t xml:space="preserve"> </w:t>
+      </w:r>
+      <w:r>
+        <w:t xml:space="preserve">“</w:t>
+      </w:r>
+      <w:r>
+        <w:t xml:space="preserve">…given in Supplementary Section S6a.</w:t>
+      </w:r>
+      <w:r>
+        <w:t xml:space="preserve">”</w:t>
+      </w:r>
+      <w:r>
+        <w:t xml:space="preserve"> </w:t>
+      </w:r>
+      <w:r>
+        <w:t xml:space="preserve">Corrected 2026-07-19 from a stale</w:t>
+      </w:r>
+      <w:r>
+        <w:t xml:space="preserve"> </w:t>
+      </w:r>
+      <w:r>
+        <w:t xml:space="preserve">“</w:t>
+      </w:r>
+      <w:r>
+        <w:t xml:space="preserve">Supplementary Table S4</w:t>
+      </w:r>
+      <w:r>
+        <w:t xml:space="preserve">”</w:t>
+      </w:r>
+      <w:r>
+        <w:t xml:space="preserve"> </w:t>
+      </w:r>
+      <w:r>
+        <w:t xml:space="preserve">pointer that predated this section’s final S6a numbering — see</w:t>
+      </w:r>
+      <w:r>
+        <w:t xml:space="preserve"> </w:t>
+      </w:r>
+      <w:r>
+        <w:rPr>
+          <w:rStyle w:val="VerbatimChar"/>
+        </w:rPr>
+        <w:t xml:space="preserve">WBE_Review_Cross_Reference_Audit.csv</w:t>
+      </w:r>
+      <w:r>
+        <w:t xml:space="preserve">.</w:t>
+      </w:r>
+    </w:p>
+    <w:bookmarkEnd w:id="27"/>
+    <w:bookmarkStart w:id="28" w:name="s7.-reconstruction-model-evidence"/>
     <w:p>
       <w:pPr>
         <w:pStyle w:val="Heading3"/>
@@ -750,8 +1169,8 @@
         <w:t xml:space="preserve">The complete per-method-family, per-study narrative (Zuccato et al. 2008 through Alhassan et al. 2025) currently in §7.1.1-7.1.2, the full worked conceptual illustration currently in §7.2, and Tables 4 and 5 in their current, separate, full-detail form (before the main-text merge into Table 3).</w:t>
       </w:r>
     </w:p>
-    <w:bookmarkEnd w:id="27"/>
-    <w:bookmarkStart w:id="28" w:name="s8.-uncertainty-methods-and-evidence"/>
+    <w:bookmarkEnd w:id="28"/>
+    <w:bookmarkStart w:id="29" w:name="s8.-uncertainty-methods-and-evidence"/>
     <w:p>
       <w:pPr>
         <w:pStyle w:val="Heading3"/>
@@ -794,8 +1213,8 @@
         <w:t xml:space="preserve">The full distributional/evidentiary detail currently in §8.2-§8.5 (Jones et al. 2014, Pei et al. 2016, Croft et al. 2020, Yang et al. 2024, Safford et al. 2022).</w:t>
       </w:r>
     </w:p>
-    <w:bookmarkEnd w:id="28"/>
-    <w:bookmarkStart w:id="29" w:name="Xf9dcc8b9d3b55d69ed171b2f7b8b854f84c3e9b"/>
+    <w:bookmarkEnd w:id="29"/>
+    <w:bookmarkStart w:id="30" w:name="Xf9dcc8b9d3b55d69ed171b2f7b8b854f84c3e9b"/>
     <w:p>
       <w:pPr>
         <w:pStyle w:val="Heading3"/>
@@ -884,8 +1303,8 @@
         <w:t xml:space="preserve">note and Part 5’s header for the full reasoning.</w:t>
       </w:r>
     </w:p>
-    <w:bookmarkEnd w:id="29"/>
-    <w:bookmarkStart w:id="30" w:name="s9.-technology-readiness-evidence"/>
+    <w:bookmarkEnd w:id="30"/>
+    <w:bookmarkStart w:id="31" w:name="s9.-technology-readiness-evidence"/>
     <w:p>
       <w:pPr>
         <w:pStyle w:val="Heading3"/>
@@ -928,8 +1347,8 @@
         <w:t xml:space="preserve">The complete per-technology narrative currently in Chapter 10 (Schang et al. 2021 through Wang et al. 2025), retained at full detail for a reader wanting the full evidentiary basis behind the main text’s compressed technology-readiness assessments.</w:t>
       </w:r>
     </w:p>
-    <w:bookmarkEnd w:id="30"/>
-    <w:bookmarkStart w:id="31" w:name="s10.-expanded-reporting-checklist"/>
+    <w:bookmarkEnd w:id="31"/>
+    <w:bookmarkStart w:id="32" w:name="s10.-expanded-reporting-checklist"/>
     <w:p>
       <w:pPr>
         <w:pStyle w:val="Heading3"/>
@@ -972,9 +1391,9 @@
         <w:t xml:space="preserve">A single, comprehensive, checkbox-style reporting checklist covering every item any of the five current chapter-closing reporting standards specify — sampling location/mode/matrix disclosure (§5.7); normalization strategy and goal disclosure (§6.9); back-calculation evidentiary-criteria disclosure (§7.7); uncertainty-propagation method and distribution disclosure (§8.15); and surveillance-objective/threshold/decision-protocol disclosure (§9.8) — presented as one unified, submission-ready checklist a reader could actually use, rather than five separate prose paragraphs scattered across the manuscript. This is the fullest expansion of what the main text’s Table 4 (Minimum reporting and decision-readiness framework) summarizes.</w:t>
       </w:r>
     </w:p>
-    <w:bookmarkEnd w:id="31"/>
     <w:bookmarkEnd w:id="32"/>
-    <w:bookmarkStart w:id="33" w:name="Xfab88918327d50be5a93308ff0fbb33c4f807e7"/>
+    <w:bookmarkEnd w:id="33"/>
+    <w:bookmarkStart w:id="34" w:name="Xfab88918327d50be5a93308ff0fbb33c4f807e7"/>
     <w:p>
       <w:pPr>
         <w:pStyle w:val="Heading2"/>
@@ -1262,8 +1681,8 @@
         </w:tc>
       </w:tr>
     </w:tbl>
-    <w:bookmarkEnd w:id="33"/>
-    <w:bookmarkStart w:id="34" w:name="word-count-note"/>
+    <w:bookmarkEnd w:id="34"/>
+    <w:bookmarkStart w:id="35" w:name="word-count-note"/>
     <w:p>
       <w:pPr>
         <w:pStyle w:val="Heading2"/>
@@ -1292,8 +1711,8 @@
         <w:t xml:space="preserve">, consistent with standard journal practice of not counting supplementary material against the main-text word limit. No SI-specific word budget is set in this Phase 1 round; SI length should be whatever is needed to preserve the evidentiary and methodological detail identified as compressible-but-not-deletable across the Content Priority Audit, Compression Map, and Target Outline.</w:t>
       </w:r>
     </w:p>
-    <w:bookmarkEnd w:id="34"/>
     <w:bookmarkEnd w:id="35"/>
+    <w:bookmarkEnd w:id="36"/>
     <w:sectPr>
       <w:pgSz w:h="15840" w:w="12240"/>
       <w:pgMar w:bottom="1008" w:left="864" w:right="864" w:top="1008"/>

--- a/wbe-review/WBE_Review_Supplementary_Outline.docx
+++ b/wbe-review/WBE_Review_Supplementary_Outline.docx
@@ -910,6 +910,28 @@
         </w:rPr>
         <w:t xml:space="preserve">flagged as new SI content to be drafted, not extracted from the existing source draft.</w:t>
       </w:r>
+      <w:r>
+        <w:t xml:space="preserve"> </w:t>
+      </w:r>
+      <w:r>
+        <w:rPr>
+          <w:bCs/>
+          <w:b/>
+        </w:rPr>
+        <w:t xml:space="preserve">Field template (added post-Phase 3C, structure only, no data entered):</w:t>
+      </w:r>
+      <w:r>
+        <w:t xml:space="preserve"> </w:t>
+      </w:r>
+      <w:r>
+        <w:rPr>
+          <w:rStyle w:val="VerbatimChar"/>
+        </w:rPr>
+        <w:t xml:space="preserve">comparator_review_citation | comparator_scope | comparator_method (systematic/narrative/scoping) | comparator_publication_year | overlap_with_this_review | this_review's_distinct_contribution | evidence_tier_of_this_row (author-comparison, not requiring full-text verification of the comparator review's own findings — only requires having read that review's stated scope, which is a lower evidentiary bar than verifying an empirical claim)</w:t>
+      </w:r>
+      <w:r>
+        <w:t xml:space="preserve">.</w:t>
+      </w:r>
     </w:p>
     <w:bookmarkEnd w:id="24"/>
     <w:bookmarkStart w:id="25" w:name="s5.-biomarker-characteristics"/>
@@ -954,6 +976,28 @@
       <w:r>
         <w:t xml:space="preserve">The full seven-criterion (human specificity, excretion variability, dietary/behavioral dependence, in-sewer stability, non-human sources, analytical compatibility, rainfall/dilution sensitivity) evaluation for every candidate biomarker discussed (creatinine, cotinine, 5-HIAA, caffeine/paraxanthine, artificial sweeteners, ammonium/TKN/TP, PMMoV, crAssphage, HF183/BacHuman/mtDNA), including every named study’s specific finding, exactly as currently written in §6.4-§6.5.</w:t>
       </w:r>
+      <w:r>
+        <w:t xml:space="preserve"> </w:t>
+      </w:r>
+      <w:r>
+        <w:rPr>
+          <w:bCs/>
+          <w:b/>
+        </w:rPr>
+        <w:t xml:space="preserve">Field template (added post-Phase 3C, structure only, no data entered):</w:t>
+      </w:r>
+      <w:r>
+        <w:t xml:space="preserve"> </w:t>
+      </w:r>
+      <w:r>
+        <w:rPr>
+          <w:rStyle w:val="VerbatimChar"/>
+        </w:rPr>
+        <w:t xml:space="preserve">biomarker_name | human_specificity | excretion_variability | dietary_behavioral_dependence | in_sewer_stability | non_human_sources | analytical_compatibility | rainfall_dilution_sensitivity | supporting_citation(s) | evidence_tier (pending full-text verification for every cell until the underlying study is read in full — per this round's standing rule, an abstract-checked cell must be marked as such, not left ambiguous)</w:t>
+      </w:r>
+      <w:r>
+        <w:t xml:space="preserve">.</w:t>
+      </w:r>
     </w:p>
     <w:bookmarkEnd w:id="25"/>
     <w:bookmarkStart w:id="26" w:name="s6.-normalization-evidence"/>
@@ -998,6 +1042,106 @@
       <w:r>
         <w:t xml:space="preserve">The full comparative-study narrative currently in §6.2 (Langeveld et al., Rainey et al., Darling et al.) and §6.3 (Been et al., Baz-Lomba et al., Thomas et al.), and the current, non-redesigned version of Table 3 at full density (before the main-text redesign compresses it for Table 2) — including every candidate normalizer’s full applicability-condition and performance detail (site counts, correlation-improvement percentages, which studies found improvement vs. no improvement vs. deterioration), none of which is restated at that resolution in the condensed main text.</w:t>
       </w:r>
+      <w:r>
+        <w:t xml:space="preserve"> </w:t>
+      </w:r>
+      <w:r>
+        <w:rPr>
+          <w:bCs/>
+          <w:b/>
+        </w:rPr>
+        <w:t xml:space="preserve">Field template (added post-Phase 3C, structure only, no data entered):</w:t>
+      </w:r>
+      <w:r>
+        <w:t xml:space="preserve"> </w:t>
+      </w:r>
+      <w:r>
+        <w:rPr>
+          <w:rStyle w:val="VerbatimChar"/>
+        </w:rPr>
+        <w:t xml:space="preserve">normalizer_or_strategy | study_citation | site_count | study_setting | performance_direction (improvement/no-improvement/deterioration) | performance_magnitude | applicability_condition | full_text_read (yes/no) | evidence_tier</w:t>
+      </w:r>
+      <w:r>
+        <w:t xml:space="preserve">. Note:</w:t>
+      </w:r>
+      <w:r>
+        <w:t xml:space="preserve"> </w:t>
+      </w:r>
+      <w:r>
+        <w:rPr>
+          <w:rStyle w:val="VerbatimChar"/>
+        </w:rPr>
+        <w:t xml:space="preserve">performance_direction</w:t>
+      </w:r>
+      <w:r>
+        <w:t xml:space="preserve"> </w:t>
+      </w:r>
+      <w:r>
+        <w:t xml:space="preserve">and</w:t>
+      </w:r>
+      <w:r>
+        <w:t xml:space="preserve"> </w:t>
+      </w:r>
+      <w:r>
+        <w:rPr>
+          <w:rStyle w:val="VerbatimChar"/>
+        </w:rPr>
+        <w:t xml:space="preserve">performance_magnitude</w:t>
+      </w:r>
+      <w:r>
+        <w:t xml:space="preserve"> </w:t>
+      </w:r>
+      <w:r>
+        <w:t xml:space="preserve">are exactly the kind of cells this round’s instruction requires marking</w:t>
+      </w:r>
+      <w:r>
+        <w:t xml:space="preserve"> </w:t>
+      </w:r>
+      <w:r>
+        <w:t xml:space="preserve">“</w:t>
+      </w:r>
+      <w:r>
+        <w:t xml:space="preserve">pending evidence verification</w:t>
+      </w:r>
+      <w:r>
+        <w:t xml:space="preserve">”</w:t>
+      </w:r>
+      <w:r>
+        <w:t xml:space="preserve"> </w:t>
+      </w:r>
+      <w:r>
+        <w:t xml:space="preserve">until each cited study clears full-text review — the template’s</w:t>
+      </w:r>
+      <w:r>
+        <w:t xml:space="preserve"> </w:t>
+      </w:r>
+      <w:r>
+        <w:rPr>
+          <w:rStyle w:val="VerbatimChar"/>
+        </w:rPr>
+        <w:t xml:space="preserve">full_text_read</w:t>
+      </w:r>
+      <w:r>
+        <w:t xml:space="preserve"> </w:t>
+      </w:r>
+      <w:r>
+        <w:t xml:space="preserve">and</w:t>
+      </w:r>
+      <w:r>
+        <w:t xml:space="preserve"> </w:t>
+      </w:r>
+      <w:r>
+        <w:rPr>
+          <w:rStyle w:val="VerbatimChar"/>
+        </w:rPr>
+        <w:t xml:space="preserve">evidence_tier</w:t>
+      </w:r>
+      <w:r>
+        <w:t xml:space="preserve"> </w:t>
+      </w:r>
+      <w:r>
+        <w:t xml:space="preserve">columns exist specifically to carry that flag once this section is actually drafted.</w:t>
+      </w:r>
     </w:p>
     <w:bookmarkEnd w:id="26"/>
     <w:bookmarkStart w:id="27" w:name="X856c2711c05ea6b3f226202ba9a076bc0d59eb7"/>
@@ -1168,6 +1312,46 @@
       <w:r>
         <w:t xml:space="preserve">The complete per-method-family, per-study narrative (Zuccato et al. 2008 through Alhassan et al. 2025) currently in §7.1.1-7.1.2, the full worked conceptual illustration currently in §7.2, and Tables 4 and 5 in their current, separate, full-detail form (before the main-text merge into Table 3).</w:t>
       </w:r>
+      <w:r>
+        <w:t xml:space="preserve"> </w:t>
+      </w:r>
+      <w:r>
+        <w:rPr>
+          <w:bCs/>
+          <w:b/>
+        </w:rPr>
+        <w:t xml:space="preserve">Field template (added post-Phase 3C, structure only, no data entered):</w:t>
+      </w:r>
+      <w:r>
+        <w:t xml:space="preserve"> </w:t>
+      </w:r>
+      <w:r>
+        <w:t xml:space="preserve">Table 4 (method families):</w:t>
+      </w:r>
+      <w:r>
+        <w:t xml:space="preserve"> </w:t>
+      </w:r>
+      <w:r>
+        <w:rPr>
+          <w:rStyle w:val="VerbatimChar"/>
+        </w:rPr>
+        <w:t xml:space="preserve">model_family | mechanistic_commitment_level | key_citations | reported_strengths | reported_limitations | evidence_tier</w:t>
+      </w:r>
+      <w:r>
+        <w:t xml:space="preserve">. Table 5 (per-study audit):</w:t>
+      </w:r>
+      <w:r>
+        <w:t xml:space="preserve"> </w:t>
+      </w:r>
+      <w:r>
+        <w:rPr>
+          <w:rStyle w:val="VerbatimChar"/>
+        </w:rPr>
+        <w:t xml:space="preserve">study_citation | model_family | study_setting | site_or_sample_count | validation_level_achieved (per the six-level taxonomy in §5.3 of the condensed draft) | full_text_read (yes/no) | notes</w:t>
+      </w:r>
+      <w:r>
+        <w:t xml:space="preserve">.</w:t>
+      </w:r>
     </w:p>
     <w:bookmarkEnd w:id="28"/>
     <w:bookmarkStart w:id="29" w:name="s8.-uncertainty-methods-and-evidence"/>
@@ -1346,6 +1530,40 @@
       <w:r>
         <w:t xml:space="preserve">The complete per-technology narrative currently in Chapter 10 (Schang et al. 2021 through Wang et al. 2025), retained at full detail for a reader wanting the full evidentiary basis behind the main text’s compressed technology-readiness assessments.</w:t>
       </w:r>
+      <w:r>
+        <w:t xml:space="preserve"> </w:t>
+      </w:r>
+      <w:r>
+        <w:rPr>
+          <w:bCs/>
+          <w:b/>
+        </w:rPr>
+        <w:t xml:space="preserve">Field template (added post-Phase 3C, structure only, no data entered):</w:t>
+      </w:r>
+      <w:r>
+        <w:t xml:space="preserve"> </w:t>
+      </w:r>
+      <w:r>
+        <w:rPr>
+          <w:rStyle w:val="VerbatimChar"/>
+        </w:rPr>
+        <w:t xml:space="preserve">technology_name | readiness_level_claimed (per §7.3's five-level hierarchy) | supporting_citation(s) | study_setting | validation_level_achieved | full_text_read (yes/no) | evidence_tier</w:t>
+      </w:r>
+      <w:r>
+        <w:t xml:space="preserve">. This is the direct data source for any future version of Figure 4 that names a specific technology at a specific readiness rung (see</w:t>
+      </w:r>
+      <w:r>
+        <w:t xml:space="preserve"> </w:t>
+      </w:r>
+      <w:r>
+        <w:rPr>
+          <w:rStyle w:val="VerbatimChar"/>
+        </w:rPr>
+        <w:t xml:space="preserve">WBE_Review_Figure_Design_Brief.md</w:t>
+      </w:r>
+      <w:r>
+        <w:t xml:space="preserve">’s explicit warning against doing so before full-text verification) — this template exists so that, once populated, it can supply Figure 4 with verified placements rather than the figure needing its own separate, undocumented sourcing.</w:t>
+      </w:r>
     </w:p>
     <w:bookmarkEnd w:id="31"/>
     <w:bookmarkStart w:id="32" w:name="s10.-expanded-reporting-checklist"/>
@@ -1389,6 +1607,64 @@
       </w:r>
       <w:r>
         <w:t xml:space="preserve">A single, comprehensive, checkbox-style reporting checklist covering every item any of the five current chapter-closing reporting standards specify — sampling location/mode/matrix disclosure (§5.7); normalization strategy and goal disclosure (§6.9); back-calculation evidentiary-criteria disclosure (§7.7); uncertainty-propagation method and distribution disclosure (§8.15); and surveillance-objective/threshold/decision-protocol disclosure (§9.8) — presented as one unified, submission-ready checklist a reader could actually use, rather than five separate prose paragraphs scattered across the manuscript. This is the fullest expansion of what the main text’s Table 4 (Minimum reporting and decision-readiness framework) summarizes.</w:t>
+      </w:r>
+      <w:r>
+        <w:t xml:space="preserve"> </w:t>
+      </w:r>
+      <w:r>
+        <w:rPr>
+          <w:bCs/>
+          <w:b/>
+        </w:rPr>
+        <w:t xml:space="preserve">Field template (added post-Phase 3C, structure only, no data entered):</w:t>
+      </w:r>
+      <w:r>
+        <w:t xml:space="preserve"> </w:t>
+      </w:r>
+      <w:r>
+        <w:rPr>
+          <w:rStyle w:val="VerbatimChar"/>
+        </w:rPr>
+        <w:t xml:space="preserve">checklist_item | source_chapter_standard | applies_to_stage (sampling/normalization/reconstruction/uncertainty/decision) | disclosure_required | rationale</w:t>
+      </w:r>
+      <w:r>
+        <w:t xml:space="preserve">. Unlike the other tables above, this checklist is entirely this review’s own proposed reporting standard (not a synthesis of external studies’ findings), so its rows do not carry a</w:t>
+      </w:r>
+      <w:r>
+        <w:t xml:space="preserve"> </w:t>
+      </w:r>
+      <w:r>
+        <w:rPr>
+          <w:rStyle w:val="VerbatimChar"/>
+        </w:rPr>
+        <w:t xml:space="preserve">full_text_read</w:t>
+      </w:r>
+      <w:r>
+        <w:t xml:space="preserve">/</w:t>
+      </w:r>
+      <w:r>
+        <w:rPr>
+          <w:rStyle w:val="VerbatimChar"/>
+        </w:rPr>
+        <w:t xml:space="preserve">evidence_tier</w:t>
+      </w:r>
+      <w:r>
+        <w:t xml:space="preserve"> </w:t>
+      </w:r>
+      <w:r>
+        <w:t xml:space="preserve">column — the pending-evidence-verification convention (§3 of</w:t>
+      </w:r>
+      <w:r>
+        <w:t xml:space="preserve"> </w:t>
+      </w:r>
+      <w:r>
+        <w:rPr>
+          <w:rStyle w:val="VerbatimChar"/>
+        </w:rPr>
+        <w:t xml:space="preserve">WBE_Review_Table_Format_Standard.md</w:t>
+      </w:r>
+      <w:r>
+        <w:t xml:space="preserve">) applies to empirical-finding tables, not to a reviewer-proposed reporting standard, which is a normative recommendation, not an empirical claim.</w:t>
       </w:r>
     </w:p>
     <w:bookmarkEnd w:id="32"/>
